--- a/week-1/lab-0.docx
+++ b/week-1/lab-0.docx
@@ -1026,46 +1026,7 @@
       </w:r>
     </w:p>
     <w:p/>
-    <w:p>
-      <w:r>
-        <w:lastRenderedPageBreak/>
-        <w:drawing>
-          <wp:inline distT="0" distB="0" distL="0" distR="0" wp14:anchorId="021CECAA" wp14:editId="673F6622">
-            <wp:extent cx="5943600" cy="2656840"/>
-            <wp:effectExtent l="0" t="0" r="0" b="0"/>
-            <wp:docPr id="8" name="Picture 8"/>
-            <wp:cNvGraphicFramePr>
-              <a:graphicFrameLocks xmlns:a="http://schemas.openxmlformats.org/drawingml/2006/main" noChangeAspect="1"/>
-            </wp:cNvGraphicFramePr>
-            <a:graphic xmlns:a="http://schemas.openxmlformats.org/drawingml/2006/main">
-              <a:graphicData uri="http://schemas.openxmlformats.org/drawingml/2006/picture">
-                <pic:pic xmlns:pic="http://schemas.openxmlformats.org/drawingml/2006/picture">
-                  <pic:nvPicPr>
-                    <pic:cNvPr id="1" name=""/>
-                    <pic:cNvPicPr/>
-                  </pic:nvPicPr>
-                  <pic:blipFill>
-                    <a:blip r:embed="rId11"/>
-                    <a:stretch>
-                      <a:fillRect/>
-                    </a:stretch>
-                  </pic:blipFill>
-                  <pic:spPr>
-                    <a:xfrm>
-                      <a:off x="0" y="0"/>
-                      <a:ext cx="5943600" cy="2656840"/>
-                    </a:xfrm>
-                    <a:prstGeom prst="rect">
-                      <a:avLst/>
-                    </a:prstGeom>
-                  </pic:spPr>
-                </pic:pic>
-              </a:graphicData>
-            </a:graphic>
-          </wp:inline>
-        </w:drawing>
-      </w:r>
-    </w:p>
+    <w:p/>
     <w:p>
       <w:r>
         <w:drawing>
@@ -1084,7 +1045,7 @@
                     <pic:cNvPicPr/>
                   </pic:nvPicPr>
                   <pic:blipFill>
-                    <a:blip r:embed="rId12"/>
+                    <a:blip r:embed="rId11"/>
                     <a:stretch>
                       <a:fillRect/>
                     </a:stretch>
@@ -1111,6 +1072,47 @@
       <w:r>
         <w:t>5.</w:t>
       </w:r>
+    </w:p>
+    <w:p>
+      <w:r>
+        <w:drawing>
+          <wp:inline distT="0" distB="0" distL="0" distR="0" wp14:anchorId="1761627C" wp14:editId="7A9ECD99">
+            <wp:extent cx="4595258" cy="2522439"/>
+            <wp:effectExtent l="0" t="0" r="0" b="0"/>
+            <wp:docPr id="13" name="Picture 13"/>
+            <wp:cNvGraphicFramePr>
+              <a:graphicFrameLocks xmlns:a="http://schemas.openxmlformats.org/drawingml/2006/main" noChangeAspect="1"/>
+            </wp:cNvGraphicFramePr>
+            <a:graphic xmlns:a="http://schemas.openxmlformats.org/drawingml/2006/main">
+              <a:graphicData uri="http://schemas.openxmlformats.org/drawingml/2006/picture">
+                <pic:pic xmlns:pic="http://schemas.openxmlformats.org/drawingml/2006/picture">
+                  <pic:nvPicPr>
+                    <pic:cNvPr id="1" name=""/>
+                    <pic:cNvPicPr/>
+                  </pic:nvPicPr>
+                  <pic:blipFill>
+                    <a:blip r:embed="rId12"/>
+                    <a:stretch>
+                      <a:fillRect/>
+                    </a:stretch>
+                  </pic:blipFill>
+                  <pic:spPr>
+                    <a:xfrm>
+                      <a:off x="0" y="0"/>
+                      <a:ext cx="4595258" cy="2522439"/>
+                    </a:xfrm>
+                    <a:prstGeom prst="rect">
+                      <a:avLst/>
+                    </a:prstGeom>
+                  </pic:spPr>
+                </pic:pic>
+              </a:graphicData>
+            </a:graphic>
+          </wp:inline>
+        </w:drawing>
+      </w:r>
+      <w:bookmarkStart w:id="0" w:name="_GoBack"/>
+      <w:bookmarkEnd w:id="0"/>
     </w:p>
     <w:p>
       <w:r>
@@ -1228,8 +1230,6 @@
           </wp:inline>
         </w:drawing>
       </w:r>
-      <w:bookmarkStart w:id="0" w:name="_GoBack"/>
-      <w:bookmarkEnd w:id="0"/>
     </w:p>
     <w:sectPr>
       <w:pgSz w:w="12240" w:h="15840"/>
